--- a/设定/种族/【参考资料】神界使QA.docx
+++ b/设定/种族/【参考资料】神界使QA.docx
@@ -66,7 +66,7 @@
         </w:numPr>
       </w:pPr>
       <w:r>
-        <w:t>七大神器中，已知水（永恒花束）、暗（冷月）、风（呼啸之心）、光</w:t>
+        <w:t>七大神器中，已知水（永痕花束）、暗（冷月）、风（呼啸之心）、光</w:t>
       </w:r>
       <w:r>
         <w:t>/</w:t>
